--- a/zht/docx/019.content.docx
+++ b/zht/docx/019.content.docx
@@ -150,26 +150,6 @@
           <w:lang w:val="zh_TW" w:bidi="zh_TW"/>
         </w:rPr>
         <w:t>fang</w:t>
-      </w:r>
-      <w:r>
-        <w:rPr>
-          <w:lang w:val="zh_TW" w:bidi="zh_TW"/>
-        </w:rPr>
-      </w:r>
-    </w:p>
-    <w:p>
-      <w:pPr/>
-      <w:r>
-        <w:rPr>
-          <w:lang w:val="zh_TW" w:bidi="zh_TW"/>
-        </w:rPr>
-      </w:r>
-      <w:r>
-        <w:rPr>
-          <w:i/>
-          <w:lang w:val="zh_TW" w:bidi="zh_TW"/>
-        </w:rPr>
-        <w:t>放棄權利</w:t>
       </w:r>
       <w:r>
         <w:rPr>

--- a/zht/docx/019.content.docx
+++ b/zht/docx/019.content.docx
@@ -19,7 +19,7 @@
         <w:rPr>
           <w:lang w:val="zh_TW" w:bidi="zh_TW"/>
         </w:rPr>
-        <w:t>Resource: Study Notes - Themes (Tyndale)</w:t>
+        <w:t>Resource: Tyndale Open Study Notes</w:t>
       </w:r>
       <w:r>
         <w:rPr>
@@ -112,7 +112,7 @@
         <w:rPr>
           <w:lang w:val="zh_TW" w:bidi="zh_TW"/>
         </w:rPr>
-        <w:t>Study Notes - Themes (Tyndale)</w:t>
+        <w:t>Tyndale Open Study Notes</w:t>
       </w:r>
     </w:p>
     <w:p>

--- a/zht/docx/019.content.docx
+++ b/zht/docx/019.content.docx
@@ -149,7 +149,7 @@
         <w:rPr>
           <w:lang w:val="zh_TW" w:bidi="zh_TW"/>
         </w:rPr>
-        <w:t>fang</w:t>
+        <w:t>fen</w:t>
       </w:r>
       <w:r>
         <w:rPr>
@@ -212,7 +212,7 @@
         <w:rPr>
           <w:lang w:val="zh_TW" w:bidi="zh_TW"/>
         </w:rPr>
-        <w:t>放棄權利</w:t>
+        <w:t>忿怒</w:t>
       </w:r>
       <w:r>
         <w:rPr>
@@ -231,7 +231,7 @@
         <w:rPr>
           <w:lang w:val="zh_TW" w:bidi="zh_TW"/>
         </w:rPr>
-        <w:t>使徒保羅從未教導基督徒要為自己爭取權利。相反，他強調基督徒應當願意為他人的益處放棄自己的權利。基督徒不受許多其他人遵循的規則約束，但若某些自由的行為可能導致他人犯罪，他們就應當甘心放棄這些自由（</w:t>
+        <w:t>有智慧的人不輕易動怒。「不輕易發怒的，大有聰明； 性情暴躁的，大顯愚妄」（</w:t>
       </w:r>
       <w:hyperlink r:id="rId13">
         <w:r>
@@ -242,14 +242,14 @@
             <w:color w:val="0000EE"/>
             <w:u w:val="single"/>
           </w:rPr>
-          <w:t>羅14:13–23</w:t>
+          <w:t>箴14:29</w:t>
         </w:r>
       </w:hyperlink>
       <w:r>
         <w:rPr>
           <w:lang w:val="zh_TW" w:bidi="zh_TW"/>
         </w:rPr>
-        <w:t>；</w:t>
+        <w:t>）。怒氣可能導致錯誤的判斷，因此智慧人行事之前會深思熟慮（</w:t>
       </w:r>
       <w:hyperlink r:id="rId14">
         <w:r>
@@ -260,26 +260,14 @@
             <w:color w:val="0000EE"/>
             <w:u w:val="single"/>
           </w:rPr>
-          <w:t>林前8:1–13，</w:t>
+          <w:t>14:16</w:t>
         </w:r>
       </w:hyperlink>
-      <w:hyperlink r:id="rId15">
-        <w:r>
-          <w:rPr>
-            <w:lang w:val="zh_TW" w:bidi="zh_TW"/>
-          </w:rPr>
-          <w:rPr>
-            <w:color w:val="0000EE"/>
-            <w:u w:val="single"/>
-          </w:rPr>
-          <w:t>10:23–33</w:t>
-        </w:r>
-      </w:hyperlink>
-      <w:r>
-        <w:rPr>
-          <w:lang w:val="zh_TW" w:bidi="zh_TW"/>
-        </w:rPr>
-        <w:t>）。保羅認為，為自己爭取權利並無多大價值。</w:t>
+      <w:r>
+        <w:rPr>
+          <w:lang w:val="zh_TW" w:bidi="zh_TW"/>
+        </w:rPr>
+        <w:t>）。</w:t>
       </w:r>
     </w:p>
     <w:p>
@@ -293,7 +281,25 @@
         <w:rPr>
           <w:lang w:val="zh_TW" w:bidi="zh_TW"/>
         </w:rPr>
-        <w:t>保羅與耶穌一樣，都視愛人為人生的核心準則（</w:t>
+        <w:t>箴言多以負面眼光看待忿怒，但聖經中的忿怒並非全然為惡。許多詩篇提到神的忿怒（例如，</w:t>
+      </w:r>
+      <w:hyperlink r:id="rId15">
+        <w:r>
+          <w:rPr>
+            <w:lang w:val="zh_TW" w:bidi="zh_TW"/>
+          </w:rPr>
+          <w:rPr>
+            <w:color w:val="0000EE"/>
+            <w:u w:val="single"/>
+          </w:rPr>
+          <w:t>詩77篇</w:t>
+        </w:r>
+      </w:hyperlink>
+      <w:r>
+        <w:rPr>
+          <w:lang w:val="zh_TW" w:bidi="zh_TW"/>
+        </w:rPr>
+        <w:t>）。耶穌潔淨聖殿，趕出兌換銀錢之人時，也曾發怒（</w:t>
       </w:r>
       <w:hyperlink r:id="rId16">
         <w:r>
@@ -304,7 +310,7 @@
             <w:color w:val="0000EE"/>
             <w:u w:val="single"/>
           </w:rPr>
-          <w:t>羅13:8–10</w:t>
+          <w:t>可11:15–17</w:t>
         </w:r>
       </w:hyperlink>
       <w:r>
@@ -322,157 +328,7 @@
             <w:color w:val="0000EE"/>
             <w:u w:val="single"/>
           </w:rPr>
-          <w:t>林前13:1–13</w:t>
-        </w:r>
-      </w:hyperlink>
-      <w:r>
-        <w:rPr>
-          <w:lang w:val="zh_TW" w:bidi="zh_TW"/>
-        </w:rPr>
-        <w:t>；</w:t>
-      </w:r>
-      <w:hyperlink r:id="rId18">
-        <w:r>
-          <w:rPr>
-            <w:lang w:val="zh_TW" w:bidi="zh_TW"/>
-          </w:rPr>
-          <w:rPr>
-            <w:color w:val="0000EE"/>
-            <w:u w:val="single"/>
-          </w:rPr>
-          <w:t>加5:6</w:t>
-        </w:r>
-      </w:hyperlink>
-      <w:r>
-        <w:rPr>
-          <w:lang w:val="zh_TW" w:bidi="zh_TW"/>
-        </w:rPr>
-        <w:t>；見</w:t>
-      </w:r>
-      <w:hyperlink r:id="rId19">
-        <w:r>
-          <w:rPr>
-            <w:lang w:val="zh_TW" w:bidi="zh_TW"/>
-          </w:rPr>
-          <w:rPr>
-            <w:color w:val="0000EE"/>
-            <w:u w:val="single"/>
-          </w:rPr>
-          <w:t>太5:43–44，</w:t>
-        </w:r>
-      </w:hyperlink>
-      <w:hyperlink r:id="rId20">
-        <w:r>
-          <w:rPr>
-            <w:lang w:val="zh_TW" w:bidi="zh_TW"/>
-          </w:rPr>
-          <w:rPr>
-            <w:color w:val="0000EE"/>
-            <w:u w:val="single"/>
-          </w:rPr>
-          <w:t>22:36–39</w:t>
-        </w:r>
-      </w:hyperlink>
-      <w:r>
-        <w:rPr>
-          <w:lang w:val="zh_TW" w:bidi="zh_TW"/>
-        </w:rPr>
-        <w:t>）。真正基督徒的愛總是願意犧牲的，就像基督的愛一樣（</w:t>
-      </w:r>
-      <w:hyperlink r:id="rId21">
-        <w:r>
-          <w:rPr>
-            <w:lang w:val="zh_TW" w:bidi="zh_TW"/>
-          </w:rPr>
-          <w:rPr>
-            <w:color w:val="0000EE"/>
-            <w:u w:val="single"/>
-          </w:rPr>
-          <w:t>林前13:4–7</w:t>
-        </w:r>
-      </w:hyperlink>
-      <w:r>
-        <w:rPr>
-          <w:lang w:val="zh_TW" w:bidi="zh_TW"/>
-        </w:rPr>
-        <w:t>）。基督徒應當注重他人的益處，而非只顧自己（</w:t>
-      </w:r>
-      <w:hyperlink r:id="rId22">
-        <w:r>
-          <w:rPr>
-            <w:lang w:val="zh_TW" w:bidi="zh_TW"/>
-          </w:rPr>
-          <w:rPr>
-            <w:color w:val="0000EE"/>
-            <w:u w:val="single"/>
-          </w:rPr>
-          <w:t>林前10:32–33</w:t>
-        </w:r>
-      </w:hyperlink>
-      <w:r>
-        <w:rPr>
-          <w:lang w:val="zh_TW" w:bidi="zh_TW"/>
-        </w:rPr>
-        <w:t>）。基督為罪人捨命，彰顯何為真正的愛（</w:t>
-      </w:r>
-      <w:hyperlink r:id="rId23">
-        <w:r>
-          <w:rPr>
-            <w:lang w:val="zh_TW" w:bidi="zh_TW"/>
-          </w:rPr>
-          <w:rPr>
-            <w:color w:val="0000EE"/>
-            <w:u w:val="single"/>
-          </w:rPr>
-          <w:t>羅5:6–8，</w:t>
-        </w:r>
-      </w:hyperlink>
-      <w:hyperlink r:id="rId24">
-        <w:r>
-          <w:rPr>
-            <w:lang w:val="zh_TW" w:bidi="zh_TW"/>
-          </w:rPr>
-          <w:rPr>
-            <w:color w:val="0000EE"/>
-            <w:u w:val="single"/>
-          </w:rPr>
-          <w:t>15:1–5</w:t>
-        </w:r>
-      </w:hyperlink>
-      <w:r>
-        <w:rPr>
-          <w:lang w:val="zh_TW" w:bidi="zh_TW"/>
-        </w:rPr>
-        <w:t>；</w:t>
-      </w:r>
-      <w:hyperlink r:id="rId25">
-        <w:r>
-          <w:rPr>
-            <w:lang w:val="zh_TW" w:bidi="zh_TW"/>
-          </w:rPr>
-          <w:rPr>
-            <w:color w:val="0000EE"/>
-            <w:u w:val="single"/>
-          </w:rPr>
-          <w:t>約一4:9–12</w:t>
-        </w:r>
-      </w:hyperlink>
-      <w:r>
-        <w:rPr>
-          <w:lang w:val="zh_TW" w:bidi="zh_TW"/>
-        </w:rPr>
-        <w:t>）。基督徒的生命應當活出基督犧牲的愛。這並不容易，因為它要求人否定自己的私慾（見</w:t>
-      </w:r>
-      <w:hyperlink r:id="rId26">
-        <w:r>
-          <w:rPr>
-            <w:lang w:val="zh_TW" w:bidi="zh_TW"/>
-          </w:rPr>
-          <w:rPr>
-            <w:color w:val="0000EE"/>
-            <w:u w:val="single"/>
-          </w:rPr>
-          <w:t>可8:34–35</w:t>
+          <w:t>約2:13–16</w:t>
         </w:r>
       </w:hyperlink>
       <w:r>
@@ -491,10 +347,333 @@
       </w:r>
       <w:r>
         <w:rPr>
-          <w:u w:val="single"/>
-          <w:lang w:val="zh_TW" w:bidi="zh_TW"/>
-        </w:rPr>
-        <w:t>進深研究的經文段落</w:t>
+          <w:lang w:val="zh_TW" w:bidi="zh_TW"/>
+        </w:rPr>
+        <w:t>人必須學會分辨何為義怒，何為不義之怒，雖然這樣的分辨往往不易。不義的怒氣通常出於自我保護或高舉自我（例如，</w:t>
+      </w:r>
+      <w:hyperlink r:id="rId18">
+        <w:r>
+          <w:rPr>
+            <w:lang w:val="zh_TW" w:bidi="zh_TW"/>
+          </w:rPr>
+          <w:rPr>
+            <w:color w:val="0000EE"/>
+            <w:u w:val="single"/>
+          </w:rPr>
+          <w:t>創4:3–8</w:t>
+        </w:r>
+      </w:hyperlink>
+      <w:r>
+        <w:rPr>
+          <w:lang w:val="zh_TW" w:bidi="zh_TW"/>
+        </w:rPr>
+        <w:t>；</w:t>
+      </w:r>
+      <w:hyperlink r:id="rId19">
+        <w:r>
+          <w:rPr>
+            <w:lang w:val="zh_TW" w:bidi="zh_TW"/>
+          </w:rPr>
+          <w:rPr>
+            <w:color w:val="0000EE"/>
+            <w:u w:val="single"/>
+          </w:rPr>
+          <w:t>撒上18:8–9</w:t>
+        </w:r>
+      </w:hyperlink>
+      <w:r>
+        <w:rPr>
+          <w:lang w:val="zh_TW" w:bidi="zh_TW"/>
+        </w:rPr>
+        <w:t>；</w:t>
+      </w:r>
+      <w:hyperlink r:id="rId20">
+        <w:r>
+          <w:rPr>
+            <w:lang w:val="zh_TW" w:bidi="zh_TW"/>
+          </w:rPr>
+          <w:rPr>
+            <w:color w:val="0000EE"/>
+            <w:u w:val="single"/>
+          </w:rPr>
+          <w:t>王上21:3–4</w:t>
+        </w:r>
+      </w:hyperlink>
+      <w:r>
+        <w:rPr>
+          <w:lang w:val="zh_TW" w:bidi="zh_TW"/>
+        </w:rPr>
+        <w:t>；</w:t>
+      </w:r>
+      <w:hyperlink r:id="rId21">
+        <w:r>
+          <w:rPr>
+            <w:lang w:val="zh_TW" w:bidi="zh_TW"/>
+          </w:rPr>
+          <w:rPr>
+            <w:color w:val="0000EE"/>
+            <w:u w:val="single"/>
+          </w:rPr>
+          <w:t>王下5:11</w:t>
+        </w:r>
+      </w:hyperlink>
+      <w:r>
+        <w:rPr>
+          <w:lang w:val="zh_TW" w:bidi="zh_TW"/>
+        </w:rPr>
+        <w:t>；</w:t>
+      </w:r>
+      <w:hyperlink r:id="rId22">
+        <w:r>
+          <w:rPr>
+            <w:lang w:val="zh_TW" w:bidi="zh_TW"/>
+          </w:rPr>
+          <w:rPr>
+            <w:color w:val="0000EE"/>
+            <w:u w:val="single"/>
+          </w:rPr>
+          <w:t>代下25:10</w:t>
+        </w:r>
+      </w:hyperlink>
+      <w:r>
+        <w:rPr>
+          <w:lang w:val="zh_TW" w:bidi="zh_TW"/>
+        </w:rPr>
+        <w:t>；</w:t>
+      </w:r>
+      <w:hyperlink r:id="rId23">
+        <w:r>
+          <w:rPr>
+            <w:lang w:val="zh_TW" w:bidi="zh_TW"/>
+          </w:rPr>
+          <w:rPr>
+            <w:color w:val="0000EE"/>
+            <w:u w:val="single"/>
+          </w:rPr>
+          <w:t>拿4章</w:t>
+        </w:r>
+      </w:hyperlink>
+      <w:r>
+        <w:rPr>
+          <w:lang w:val="zh_TW" w:bidi="zh_TW"/>
+        </w:rPr>
+        <w:t>）。而義怒則彰顯神對邪惡的憎恨與對公義的熱愛（例如，</w:t>
+      </w:r>
+      <w:hyperlink r:id="rId24">
+        <w:r>
+          <w:rPr>
+            <w:lang w:val="zh_TW" w:bidi="zh_TW"/>
+          </w:rPr>
+          <w:rPr>
+            <w:color w:val="0000EE"/>
+            <w:u w:val="single"/>
+          </w:rPr>
+          <w:t>出32章</w:t>
+        </w:r>
+      </w:hyperlink>
+      <w:r>
+        <w:rPr>
+          <w:lang w:val="zh_TW" w:bidi="zh_TW"/>
+        </w:rPr>
+        <w:t>；</w:t>
+      </w:r>
+      <w:hyperlink r:id="rId25">
+        <w:r>
+          <w:rPr>
+            <w:lang w:val="zh_TW" w:bidi="zh_TW"/>
+          </w:rPr>
+          <w:rPr>
+            <w:color w:val="0000EE"/>
+            <w:u w:val="single"/>
+          </w:rPr>
+          <w:t>民11:1</w:t>
+        </w:r>
+      </w:hyperlink>
+      <w:r>
+        <w:rPr>
+          <w:lang w:val="zh_TW" w:bidi="zh_TW"/>
+        </w:rPr>
+        <w:t>、</w:t>
+      </w:r>
+      <w:hyperlink r:id="rId26">
+        <w:r>
+          <w:rPr>
+            <w:lang w:val="zh_TW" w:bidi="zh_TW"/>
+          </w:rPr>
+          <w:rPr>
+            <w:color w:val="0000EE"/>
+            <w:u w:val="single"/>
+          </w:rPr>
+          <w:t>10</w:t>
+        </w:r>
+      </w:hyperlink>
+      <w:r>
+        <w:rPr>
+          <w:lang w:val="zh_TW" w:bidi="zh_TW"/>
+        </w:rPr>
+        <w:t>；另見</w:t>
+      </w:r>
+      <w:hyperlink r:id="rId27">
+        <w:r>
+          <w:rPr>
+            <w:lang w:val="zh_TW" w:bidi="zh_TW"/>
+          </w:rPr>
+          <w:rPr>
+            <w:color w:val="0000EE"/>
+            <w:u w:val="single"/>
+          </w:rPr>
+          <w:t>鴻1:3</w:t>
+        </w:r>
+      </w:hyperlink>
+      <w:r>
+        <w:rPr>
+          <w:lang w:val="zh_TW" w:bidi="zh_TW"/>
+        </w:rPr>
+        <w:t>；</w:t>
+      </w:r>
+      <w:hyperlink r:id="rId28">
+        <w:r>
+          <w:rPr>
+            <w:lang w:val="zh_TW" w:bidi="zh_TW"/>
+          </w:rPr>
+          <w:rPr>
+            <w:color w:val="0000EE"/>
+            <w:u w:val="single"/>
+          </w:rPr>
+          <w:t>羅9:22</w:t>
+        </w:r>
+      </w:hyperlink>
+      <w:r>
+        <w:rPr>
+          <w:lang w:val="zh_TW" w:bidi="zh_TW"/>
+        </w:rPr>
+        <w:t>）。智慧人會明辨處境，然後決定表現出怒氣是否合宜（另見</w:t>
+      </w:r>
+      <w:hyperlink r:id="rId29">
+        <w:r>
+          <w:rPr>
+            <w:lang w:val="zh_TW" w:bidi="zh_TW"/>
+          </w:rPr>
+          <w:rPr>
+            <w:color w:val="0000EE"/>
+            <w:u w:val="single"/>
+          </w:rPr>
+          <w:t>箴22:24</w:t>
+        </w:r>
+      </w:hyperlink>
+      <w:r>
+        <w:rPr>
+          <w:lang w:val="zh_TW" w:bidi="zh_TW"/>
+        </w:rPr>
+        <w:t>；</w:t>
+      </w:r>
+      <w:hyperlink r:id="rId30">
+        <w:r>
+          <w:rPr>
+            <w:lang w:val="zh_TW" w:bidi="zh_TW"/>
+          </w:rPr>
+          <w:rPr>
+            <w:color w:val="0000EE"/>
+            <w:u w:val="single"/>
+          </w:rPr>
+          <w:t>傳7:9</w:t>
+        </w:r>
+      </w:hyperlink>
+      <w:r>
+        <w:rPr>
+          <w:lang w:val="zh_TW" w:bidi="zh_TW"/>
+        </w:rPr>
+        <w:t>；</w:t>
+      </w:r>
+      <w:hyperlink r:id="rId31">
+        <w:r>
+          <w:rPr>
+            <w:lang w:val="zh_TW" w:bidi="zh_TW"/>
+          </w:rPr>
+          <w:rPr>
+            <w:color w:val="0000EE"/>
+            <w:u w:val="single"/>
+          </w:rPr>
+          <w:t>太5:22</w:t>
+        </w:r>
+      </w:hyperlink>
+      <w:r>
+        <w:rPr>
+          <w:lang w:val="zh_TW" w:bidi="zh_TW"/>
+        </w:rPr>
+        <w:t>；</w:t>
+      </w:r>
+      <w:hyperlink r:id="rId32">
+        <w:r>
+          <w:rPr>
+            <w:lang w:val="zh_TW" w:bidi="zh_TW"/>
+          </w:rPr>
+          <w:rPr>
+            <w:color w:val="0000EE"/>
+            <w:u w:val="single"/>
+          </w:rPr>
+          <w:t>羅12:19</w:t>
+        </w:r>
+      </w:hyperlink>
+      <w:r>
+        <w:rPr>
+          <w:lang w:val="zh_TW" w:bidi="zh_TW"/>
+        </w:rPr>
+        <w:t>；</w:t>
+      </w:r>
+      <w:hyperlink r:id="rId33">
+        <w:r>
+          <w:rPr>
+            <w:lang w:val="zh_TW" w:bidi="zh_TW"/>
+          </w:rPr>
+          <w:rPr>
+            <w:color w:val="0000EE"/>
+            <w:u w:val="single"/>
+          </w:rPr>
+          <w:t>弗4:26–27</w:t>
+        </w:r>
+      </w:hyperlink>
+      <w:r>
+        <w:rPr>
+          <w:lang w:val="zh_TW" w:bidi="zh_TW"/>
+        </w:rPr>
+        <w:t>、</w:t>
+      </w:r>
+      <w:hyperlink r:id="rId34">
+        <w:r>
+          <w:rPr>
+            <w:lang w:val="zh_TW" w:bidi="zh_TW"/>
+          </w:rPr>
+          <w:rPr>
+            <w:color w:val="0000EE"/>
+            <w:u w:val="single"/>
+          </w:rPr>
+          <w:t>31</w:t>
+        </w:r>
+      </w:hyperlink>
+      <w:r>
+        <w:rPr>
+          <w:lang w:val="zh_TW" w:bidi="zh_TW"/>
+        </w:rPr>
+        <w:t>；</w:t>
+      </w:r>
+      <w:hyperlink r:id="rId35">
+        <w:r>
+          <w:rPr>
+            <w:lang w:val="zh_TW" w:bidi="zh_TW"/>
+          </w:rPr>
+          <w:rPr>
+            <w:color w:val="0000EE"/>
+            <w:u w:val="single"/>
+          </w:rPr>
+          <w:t>雅1:19–20</w:t>
+        </w:r>
+      </w:hyperlink>
+      <w:r>
+        <w:rPr>
+          <w:lang w:val="zh_TW" w:bidi="zh_TW"/>
+        </w:rPr>
+        <w:t>）。</w:t>
       </w:r>
     </w:p>
     <w:p>
@@ -504,7 +683,22 @@
           <w:lang w:val="zh_TW" w:bidi="zh_TW"/>
         </w:rPr>
       </w:r>
-      <w:hyperlink r:id="rId27">
+      <w:r>
+        <w:rPr>
+          <w:u w:val="single"/>
+          <w:lang w:val="zh_TW" w:bidi="zh_TW"/>
+        </w:rPr>
+        <w:t>進深研究的經文段落</w:t>
+      </w:r>
+    </w:p>
+    <w:p>
+      <w:pPr/>
+      <w:r>
+        <w:rPr>
+          <w:lang w:val="zh_TW" w:bidi="zh_TW"/>
+        </w:rPr>
+      </w:r>
+      <w:hyperlink r:id="rId36">
         <w:r>
           <w:rPr>
             <w:lang w:val="zh_TW" w:bidi="zh_TW"/>
@@ -513,16 +707,16 @@
             <w:color w:val="0000EE"/>
             <w:u w:val="single"/>
           </w:rPr>
-          <w:t>太5:38–48</w:t>
+          <w:t>撒上18:8–11</w:t>
         </w:r>
       </w:hyperlink>
       <w:r>
         <w:rPr>
           <w:lang w:val="zh_TW" w:bidi="zh_TW"/>
         </w:rPr>
-        <w:t>，</w:t>
-      </w:r>
-      <w:hyperlink r:id="rId28">
+        <w:t>；</w:t>
+      </w:r>
+      <w:hyperlink r:id="rId37">
         <w:r>
           <w:rPr>
             <w:lang w:val="zh_TW" w:bidi="zh_TW"/>
@@ -531,16 +725,16 @@
             <w:color w:val="0000EE"/>
             <w:u w:val="single"/>
           </w:rPr>
-          <w:t>16:24–27</w:t>
+          <w:t>王上21:3–16</w:t>
         </w:r>
       </w:hyperlink>
       <w:r>
         <w:rPr>
           <w:lang w:val="zh_TW" w:bidi="zh_TW"/>
         </w:rPr>
-        <w:t>，</w:t>
-      </w:r>
-      <w:hyperlink r:id="rId29">
+        <w:t>；</w:t>
+      </w:r>
+      <w:hyperlink r:id="rId38">
         <w:r>
           <w:rPr>
             <w:lang w:val="zh_TW" w:bidi="zh_TW"/>
@@ -549,16 +743,10 @@
             <w:color w:val="0000EE"/>
             <w:u w:val="single"/>
           </w:rPr>
-          <w:t>22:37–39</w:t>
+          <w:t>詩30:5，</w:t>
         </w:r>
       </w:hyperlink>
-      <w:r>
-        <w:rPr>
-          <w:lang w:val="zh_TW" w:bidi="zh_TW"/>
-        </w:rPr>
-        <w:t>；</w:t>
-      </w:r>
-      <w:hyperlink r:id="rId23">
+      <w:hyperlink r:id="rId39">
         <w:r>
           <w:rPr>
             <w:lang w:val="zh_TW" w:bidi="zh_TW"/>
@@ -567,16 +755,16 @@
             <w:color w:val="0000EE"/>
             <w:u w:val="single"/>
           </w:rPr>
-          <w:t>羅5:6–8</w:t>
+          <w:t>37:8</w:t>
         </w:r>
       </w:hyperlink>
       <w:r>
         <w:rPr>
           <w:lang w:val="zh_TW" w:bidi="zh_TW"/>
         </w:rPr>
-        <w:t>，</w:t>
-      </w:r>
-      <w:hyperlink r:id="rId16">
+        <w:t>；</w:t>
+      </w:r>
+      <w:hyperlink r:id="rId40">
         <w:r>
           <w:rPr>
             <w:lang w:val="zh_TW" w:bidi="zh_TW"/>
@@ -585,14 +773,122 @@
             <w:color w:val="0000EE"/>
             <w:u w:val="single"/>
           </w:rPr>
-          <w:t>13:8–10</w:t>
+          <w:t>箴12:16，</w:t>
         </w:r>
       </w:hyperlink>
-      <w:r>
-        <w:rPr>
-          <w:lang w:val="zh_TW" w:bidi="zh_TW"/>
-        </w:rPr>
-        <w:t>，</w:t>
+      <w:hyperlink r:id="rId13">
+        <w:r>
+          <w:rPr>
+            <w:lang w:val="zh_TW" w:bidi="zh_TW"/>
+          </w:rPr>
+          <w:rPr>
+            <w:color w:val="0000EE"/>
+            <w:u w:val="single"/>
+          </w:rPr>
+          <w:t>14:29，</w:t>
+        </w:r>
+      </w:hyperlink>
+      <w:hyperlink r:id="rId41">
+        <w:r>
+          <w:rPr>
+            <w:lang w:val="zh_TW" w:bidi="zh_TW"/>
+          </w:rPr>
+          <w:rPr>
+            <w:color w:val="0000EE"/>
+            <w:u w:val="single"/>
+          </w:rPr>
+          <w:t>15:1</w:t>
+        </w:r>
+      </w:hyperlink>
+      <w:r>
+        <w:rPr>
+          <w:lang w:val="zh_TW" w:bidi="zh_TW"/>
+        </w:rPr>
+        <w:t>、</w:t>
+      </w:r>
+      <w:hyperlink r:id="rId42">
+        <w:r>
+          <w:rPr>
+            <w:lang w:val="zh_TW" w:bidi="zh_TW"/>
+          </w:rPr>
+          <w:rPr>
+            <w:color w:val="0000EE"/>
+            <w:u w:val="single"/>
+          </w:rPr>
+          <w:t>18，</w:t>
+        </w:r>
+      </w:hyperlink>
+      <w:hyperlink r:id="rId43">
+        <w:r>
+          <w:rPr>
+            <w:lang w:val="zh_TW" w:bidi="zh_TW"/>
+          </w:rPr>
+          <w:rPr>
+            <w:color w:val="0000EE"/>
+            <w:u w:val="single"/>
+          </w:rPr>
+          <w:t>16:14，</w:t>
+        </w:r>
+      </w:hyperlink>
+      <w:hyperlink r:id="rId44">
+        <w:r>
+          <w:rPr>
+            <w:lang w:val="zh_TW" w:bidi="zh_TW"/>
+          </w:rPr>
+          <w:rPr>
+            <w:color w:val="0000EE"/>
+            <w:u w:val="single"/>
+          </w:rPr>
+          <w:t>19:11–12</w:t>
+        </w:r>
+      </w:hyperlink>
+      <w:r>
+        <w:rPr>
+          <w:lang w:val="zh_TW" w:bidi="zh_TW"/>
+        </w:rPr>
+        <w:t>、</w:t>
+      </w:r>
+      <w:hyperlink r:id="rId45">
+        <w:r>
+          <w:rPr>
+            <w:lang w:val="zh_TW" w:bidi="zh_TW"/>
+          </w:rPr>
+          <w:rPr>
+            <w:color w:val="0000EE"/>
+            <w:u w:val="single"/>
+          </w:rPr>
+          <w:t>19，</w:t>
+        </w:r>
+      </w:hyperlink>
+      <w:hyperlink r:id="rId46">
+        <w:r>
+          <w:rPr>
+            <w:lang w:val="zh_TW" w:bidi="zh_TW"/>
+          </w:rPr>
+          <w:rPr>
+            <w:color w:val="0000EE"/>
+            <w:u w:val="single"/>
+          </w:rPr>
+          <w:t>22:24–25，</w:t>
+        </w:r>
+      </w:hyperlink>
+      <w:hyperlink r:id="rId47">
+        <w:r>
+          <w:rPr>
+            <w:lang w:val="zh_TW" w:bidi="zh_TW"/>
+          </w:rPr>
+          <w:rPr>
+            <w:color w:val="0000EE"/>
+            <w:u w:val="single"/>
+          </w:rPr>
+          <w:t>27:4</w:t>
+        </w:r>
+      </w:hyperlink>
+      <w:r>
+        <w:rPr>
+          <w:lang w:val="zh_TW" w:bidi="zh_TW"/>
+        </w:rPr>
+        <w:t>；</w:t>
       </w:r>
       <w:hyperlink r:id="rId30">
         <w:r>
@@ -603,16 +899,16 @@
             <w:color w:val="0000EE"/>
             <w:u w:val="single"/>
           </w:rPr>
-          <w:t>14:15–22</w:t>
+          <w:t>傳7:9</w:t>
         </w:r>
       </w:hyperlink>
       <w:r>
         <w:rPr>
           <w:lang w:val="zh_TW" w:bidi="zh_TW"/>
         </w:rPr>
-        <w:t>，</w:t>
-      </w:r>
-      <w:hyperlink r:id="rId24">
+        <w:t>；</w:t>
+      </w:r>
+      <w:hyperlink r:id="rId48">
         <w:r>
           <w:rPr>
             <w:lang w:val="zh_TW" w:bidi="zh_TW"/>
@@ -621,7 +917,7 @@
             <w:color w:val="0000EE"/>
             <w:u w:val="single"/>
           </w:rPr>
-          <w:t>15:1–5</w:t>
+          <w:t>鴻1:2–3</w:t>
         </w:r>
       </w:hyperlink>
       <w:r>
@@ -630,7 +926,7 @@
         </w:rPr>
         <w:t>；</w:t>
       </w:r>
-      <w:hyperlink r:id="rId14">
+      <w:hyperlink r:id="rId31">
         <w:r>
           <w:rPr>
             <w:lang w:val="zh_TW" w:bidi="zh_TW"/>
@@ -639,16 +935,16 @@
             <w:color w:val="0000EE"/>
             <w:u w:val="single"/>
           </w:rPr>
-          <w:t>林前8:1–13</w:t>
+          <w:t>太5:22</w:t>
         </w:r>
       </w:hyperlink>
       <w:r>
         <w:rPr>
           <w:lang w:val="zh_TW" w:bidi="zh_TW"/>
         </w:rPr>
-        <w:t>，</w:t>
-      </w:r>
-      <w:hyperlink r:id="rId31">
+        <w:t>；</w:t>
+      </w:r>
+      <w:hyperlink r:id="rId33">
         <w:r>
           <w:rPr>
             <w:lang w:val="zh_TW" w:bidi="zh_TW"/>
@@ -657,16 +953,16 @@
             <w:color w:val="0000EE"/>
             <w:u w:val="single"/>
           </w:rPr>
-          <w:t>9:1–23</w:t>
+          <w:t>弗4:26–27</w:t>
         </w:r>
       </w:hyperlink>
       <w:r>
         <w:rPr>
           <w:lang w:val="zh_TW" w:bidi="zh_TW"/>
         </w:rPr>
-        <w:t>，</w:t>
-      </w:r>
-      <w:hyperlink r:id="rId32">
+        <w:t>、</w:t>
+      </w:r>
+      <w:hyperlink r:id="rId49">
         <w:r>
           <w:rPr>
             <w:lang w:val="zh_TW" w:bidi="zh_TW"/>
@@ -675,16 +971,16 @@
             <w:color w:val="0000EE"/>
             <w:u w:val="single"/>
           </w:rPr>
-          <w:t>10:23–24</w:t>
+          <w:t>31–32</w:t>
         </w:r>
       </w:hyperlink>
       <w:r>
         <w:rPr>
           <w:lang w:val="zh_TW" w:bidi="zh_TW"/>
         </w:rPr>
-        <w:t>、</w:t>
-      </w:r>
-      <w:hyperlink r:id="rId33">
+        <w:t>；</w:t>
+      </w:r>
+      <w:hyperlink r:id="rId50">
         <w:r>
           <w:rPr>
             <w:lang w:val="zh_TW" w:bidi="zh_TW"/>
@@ -693,10 +989,16 @@
             <w:color w:val="0000EE"/>
             <w:u w:val="single"/>
           </w:rPr>
-          <w:t>31–33，</w:t>
+          <w:t>提前2:8</w:t>
         </w:r>
       </w:hyperlink>
-      <w:hyperlink r:id="rId21">
+      <w:r>
+        <w:rPr>
+          <w:lang w:val="zh_TW" w:bidi="zh_TW"/>
+        </w:rPr>
+        <w:t>；</w:t>
+      </w:r>
+      <w:hyperlink r:id="rId51">
         <w:r>
           <w:rPr>
             <w:lang w:val="zh_TW" w:bidi="zh_TW"/>
@@ -705,7 +1007,7 @@
             <w:color w:val="0000EE"/>
             <w:u w:val="single"/>
           </w:rPr>
-          <w:t>13:4–7</w:t>
+          <w:t>多1:7</w:t>
         </w:r>
       </w:hyperlink>
       <w:r>
@@ -714,7 +1016,7 @@
         </w:rPr>
         <w:t>；</w:t>
       </w:r>
-      <w:hyperlink r:id="rId18">
+      <w:hyperlink r:id="rId52">
         <w:r>
           <w:rPr>
             <w:lang w:val="zh_TW" w:bidi="zh_TW"/>
@@ -723,79 +1025,7 @@
             <w:color w:val="0000EE"/>
             <w:u w:val="single"/>
           </w:rPr>
-          <w:t>加5:6</w:t>
-        </w:r>
-      </w:hyperlink>
-      <w:r>
-        <w:rPr>
-          <w:lang w:val="zh_TW" w:bidi="zh_TW"/>
-        </w:rPr>
-        <w:t>；</w:t>
-      </w:r>
-      <w:hyperlink r:id="rId34">
-        <w:r>
-          <w:rPr>
-            <w:lang w:val="zh_TW" w:bidi="zh_TW"/>
-          </w:rPr>
-          <w:rPr>
-            <w:color w:val="0000EE"/>
-            <w:u w:val="single"/>
-          </w:rPr>
-          <w:t>腓2:3–4</w:t>
-        </w:r>
-      </w:hyperlink>
-      <w:r>
-        <w:rPr>
-          <w:lang w:val="zh_TW" w:bidi="zh_TW"/>
-        </w:rPr>
-        <w:t>；</w:t>
-      </w:r>
-      <w:hyperlink r:id="rId35">
-        <w:r>
-          <w:rPr>
-            <w:lang w:val="zh_TW" w:bidi="zh_TW"/>
-          </w:rPr>
-          <w:rPr>
-            <w:color w:val="0000EE"/>
-            <w:u w:val="single"/>
-          </w:rPr>
-          <w:t>提後2:9–13</w:t>
-        </w:r>
-      </w:hyperlink>
-      <w:r>
-        <w:rPr>
-          <w:lang w:val="zh_TW" w:bidi="zh_TW"/>
-        </w:rPr>
-        <w:t>；</w:t>
-      </w:r>
-      <w:hyperlink r:id="rId36">
-        <w:r>
-          <w:rPr>
-            <w:lang w:val="zh_TW" w:bidi="zh_TW"/>
-          </w:rPr>
-          <w:rPr>
-            <w:color w:val="0000EE"/>
-            <w:u w:val="single"/>
-          </w:rPr>
-          <w:t>來11:24–26</w:t>
-        </w:r>
-      </w:hyperlink>
-      <w:r>
-        <w:rPr>
-          <w:lang w:val="zh_TW" w:bidi="zh_TW"/>
-        </w:rPr>
-        <w:t>；</w:t>
-      </w:r>
-      <w:hyperlink r:id="rId25">
-        <w:r>
-          <w:rPr>
-            <w:lang w:val="zh_TW" w:bidi="zh_TW"/>
-          </w:rPr>
-          <w:rPr>
-            <w:color w:val="0000EE"/>
-            <w:u w:val="single"/>
-          </w:rPr>
-          <w:t>約一4:9–12</w:t>
+          <w:t>雅1:19–21</w:t>
         </w:r>
       </w:hyperlink>
       <w:r>

--- a/zht/docx/019.content.docx
+++ b/zht/docx/019.content.docx
@@ -19,7 +19,7 @@
         <w:rPr>
           <w:lang w:val="zh_TW" w:bidi="zh_TW"/>
         </w:rPr>
-        <w:t>Resource: Tyndale Open Study Notes</w:t>
+        <w:t>Resource: Aquifer Open Study Notes (Themes)</w:t>
       </w:r>
       <w:r>
         <w:rPr>
@@ -112,7 +112,7 @@
         <w:rPr>
           <w:lang w:val="zh_TW" w:bidi="zh_TW"/>
         </w:rPr>
-        <w:t>Tyndale Open Study Notes</w:t>
+        <w:t>Aquifer Open Study Notes (Themes)</w:t>
       </w:r>
     </w:p>
     <w:p>

--- a/zht/docx/019.content.docx
+++ b/zht/docx/019.content.docx
@@ -233,36 +233,24 @@
         </w:rPr>
         <w:t>有智慧的人不輕易動怒。「不輕易發怒的，大有聰明； 性情暴躁的，大顯愚妄」（</w:t>
       </w:r>
-      <w:hyperlink r:id="rId13">
-        <w:r>
-          <w:rPr>
-            <w:lang w:val="zh_TW" w:bidi="zh_TW"/>
-          </w:rPr>
-          <w:rPr>
-            <w:color w:val="0000EE"/>
-            <w:u w:val="single"/>
-          </w:rPr>
-          <w:t>箴14:29</w:t>
-        </w:r>
-      </w:hyperlink>
+      <w:r>
+        <w:rPr>
+          <w:lang w:val="zh_TW" w:bidi="zh_TW"/>
+        </w:rPr>
+        <w:t>箴14:29</w:t>
+      </w:r>
       <w:r>
         <w:rPr>
           <w:lang w:val="zh_TW" w:bidi="zh_TW"/>
         </w:rPr>
         <w:t>）。怒氣可能導致錯誤的判斷，因此智慧人行事之前會深思熟慮（</w:t>
       </w:r>
-      <w:hyperlink r:id="rId14">
-        <w:r>
-          <w:rPr>
-            <w:lang w:val="zh_TW" w:bidi="zh_TW"/>
-          </w:rPr>
-          <w:rPr>
-            <w:color w:val="0000EE"/>
-            <w:u w:val="single"/>
-          </w:rPr>
-          <w:t>14:16</w:t>
-        </w:r>
-      </w:hyperlink>
+      <w:r>
+        <w:rPr>
+          <w:lang w:val="zh_TW" w:bidi="zh_TW"/>
+        </w:rPr>
+        <w:t>14:16</w:t>
+      </w:r>
       <w:r>
         <w:rPr>
           <w:lang w:val="zh_TW" w:bidi="zh_TW"/>
@@ -283,54 +271,36 @@
         </w:rPr>
         <w:t>箴言多以負面眼光看待忿怒，但聖經中的忿怒並非全然為惡。許多詩篇提到神的忿怒（例如，</w:t>
       </w:r>
-      <w:hyperlink r:id="rId15">
-        <w:r>
-          <w:rPr>
-            <w:lang w:val="zh_TW" w:bidi="zh_TW"/>
-          </w:rPr>
-          <w:rPr>
-            <w:color w:val="0000EE"/>
-            <w:u w:val="single"/>
-          </w:rPr>
-          <w:t>詩77篇</w:t>
-        </w:r>
-      </w:hyperlink>
+      <w:r>
+        <w:rPr>
+          <w:lang w:val="zh_TW" w:bidi="zh_TW"/>
+        </w:rPr>
+        <w:t>詩77篇</w:t>
+      </w:r>
       <w:r>
         <w:rPr>
           <w:lang w:val="zh_TW" w:bidi="zh_TW"/>
         </w:rPr>
         <w:t>）。耶穌潔淨聖殿，趕出兌換銀錢之人時，也曾發怒（</w:t>
       </w:r>
-      <w:hyperlink r:id="rId16">
-        <w:r>
-          <w:rPr>
-            <w:lang w:val="zh_TW" w:bidi="zh_TW"/>
-          </w:rPr>
-          <w:rPr>
-            <w:color w:val="0000EE"/>
-            <w:u w:val="single"/>
-          </w:rPr>
-          <w:t>可11:15–17</w:t>
-        </w:r>
-      </w:hyperlink>
+      <w:r>
+        <w:rPr>
+          <w:lang w:val="zh_TW" w:bidi="zh_TW"/>
+        </w:rPr>
+        <w:t>可11:15–17</w:t>
+      </w:r>
       <w:r>
         <w:rPr>
           <w:lang w:val="zh_TW" w:bidi="zh_TW"/>
         </w:rPr>
         <w:t>；</w:t>
       </w:r>
-      <w:hyperlink r:id="rId17">
-        <w:r>
-          <w:rPr>
-            <w:lang w:val="zh_TW" w:bidi="zh_TW"/>
-          </w:rPr>
-          <w:rPr>
-            <w:color w:val="0000EE"/>
-            <w:u w:val="single"/>
-          </w:rPr>
-          <w:t>約2:13–16</w:t>
-        </w:r>
-      </w:hyperlink>
+      <w:r>
+        <w:rPr>
+          <w:lang w:val="zh_TW" w:bidi="zh_TW"/>
+        </w:rPr>
+        <w:t>約2:13–16</w:t>
+      </w:r>
       <w:r>
         <w:rPr>
           <w:lang w:val="zh_TW" w:bidi="zh_TW"/>
@@ -351,324 +321,216 @@
         </w:rPr>
         <w:t>人必須學會分辨何為義怒，何為不義之怒，雖然這樣的分辨往往不易。不義的怒氣通常出於自我保護或高舉自我（例如，</w:t>
       </w:r>
-      <w:hyperlink r:id="rId18">
-        <w:r>
-          <w:rPr>
-            <w:lang w:val="zh_TW" w:bidi="zh_TW"/>
-          </w:rPr>
-          <w:rPr>
-            <w:color w:val="0000EE"/>
-            <w:u w:val="single"/>
-          </w:rPr>
-          <w:t>創4:3–8</w:t>
-        </w:r>
-      </w:hyperlink>
+      <w:r>
+        <w:rPr>
+          <w:lang w:val="zh_TW" w:bidi="zh_TW"/>
+        </w:rPr>
+        <w:t>創4:3–8</w:t>
+      </w:r>
       <w:r>
         <w:rPr>
           <w:lang w:val="zh_TW" w:bidi="zh_TW"/>
         </w:rPr>
         <w:t>；</w:t>
       </w:r>
-      <w:hyperlink r:id="rId19">
-        <w:r>
-          <w:rPr>
-            <w:lang w:val="zh_TW" w:bidi="zh_TW"/>
-          </w:rPr>
-          <w:rPr>
-            <w:color w:val="0000EE"/>
-            <w:u w:val="single"/>
-          </w:rPr>
-          <w:t>撒上18:8–9</w:t>
-        </w:r>
-      </w:hyperlink>
+      <w:r>
+        <w:rPr>
+          <w:lang w:val="zh_TW" w:bidi="zh_TW"/>
+        </w:rPr>
+        <w:t>撒上18:8–9</w:t>
+      </w:r>
       <w:r>
         <w:rPr>
           <w:lang w:val="zh_TW" w:bidi="zh_TW"/>
         </w:rPr>
         <w:t>；</w:t>
       </w:r>
-      <w:hyperlink r:id="rId20">
-        <w:r>
-          <w:rPr>
-            <w:lang w:val="zh_TW" w:bidi="zh_TW"/>
-          </w:rPr>
-          <w:rPr>
-            <w:color w:val="0000EE"/>
-            <w:u w:val="single"/>
-          </w:rPr>
-          <w:t>王上21:3–4</w:t>
-        </w:r>
-      </w:hyperlink>
+      <w:r>
+        <w:rPr>
+          <w:lang w:val="zh_TW" w:bidi="zh_TW"/>
+        </w:rPr>
+        <w:t>王上21:3–4</w:t>
+      </w:r>
       <w:r>
         <w:rPr>
           <w:lang w:val="zh_TW" w:bidi="zh_TW"/>
         </w:rPr>
         <w:t>；</w:t>
       </w:r>
-      <w:hyperlink r:id="rId21">
-        <w:r>
-          <w:rPr>
-            <w:lang w:val="zh_TW" w:bidi="zh_TW"/>
-          </w:rPr>
-          <w:rPr>
-            <w:color w:val="0000EE"/>
-            <w:u w:val="single"/>
-          </w:rPr>
-          <w:t>王下5:11</w:t>
-        </w:r>
-      </w:hyperlink>
+      <w:r>
+        <w:rPr>
+          <w:lang w:val="zh_TW" w:bidi="zh_TW"/>
+        </w:rPr>
+        <w:t>王下5:11</w:t>
+      </w:r>
       <w:r>
         <w:rPr>
           <w:lang w:val="zh_TW" w:bidi="zh_TW"/>
         </w:rPr>
         <w:t>；</w:t>
       </w:r>
-      <w:hyperlink r:id="rId22">
-        <w:r>
-          <w:rPr>
-            <w:lang w:val="zh_TW" w:bidi="zh_TW"/>
-          </w:rPr>
-          <w:rPr>
-            <w:color w:val="0000EE"/>
-            <w:u w:val="single"/>
-          </w:rPr>
-          <w:t>代下25:10</w:t>
-        </w:r>
-      </w:hyperlink>
+      <w:r>
+        <w:rPr>
+          <w:lang w:val="zh_TW" w:bidi="zh_TW"/>
+        </w:rPr>
+        <w:t>代下25:10</w:t>
+      </w:r>
       <w:r>
         <w:rPr>
           <w:lang w:val="zh_TW" w:bidi="zh_TW"/>
         </w:rPr>
         <w:t>；</w:t>
       </w:r>
-      <w:hyperlink r:id="rId23">
-        <w:r>
-          <w:rPr>
-            <w:lang w:val="zh_TW" w:bidi="zh_TW"/>
-          </w:rPr>
-          <w:rPr>
-            <w:color w:val="0000EE"/>
-            <w:u w:val="single"/>
-          </w:rPr>
-          <w:t>拿4章</w:t>
-        </w:r>
-      </w:hyperlink>
+      <w:r>
+        <w:rPr>
+          <w:lang w:val="zh_TW" w:bidi="zh_TW"/>
+        </w:rPr>
+        <w:t>拿4章</w:t>
+      </w:r>
       <w:r>
         <w:rPr>
           <w:lang w:val="zh_TW" w:bidi="zh_TW"/>
         </w:rPr>
         <w:t>）。而義怒則彰顯神對邪惡的憎恨與對公義的熱愛（例如，</w:t>
       </w:r>
-      <w:hyperlink r:id="rId24">
-        <w:r>
-          <w:rPr>
-            <w:lang w:val="zh_TW" w:bidi="zh_TW"/>
-          </w:rPr>
-          <w:rPr>
-            <w:color w:val="0000EE"/>
-            <w:u w:val="single"/>
-          </w:rPr>
-          <w:t>出32章</w:t>
-        </w:r>
-      </w:hyperlink>
+      <w:r>
+        <w:rPr>
+          <w:lang w:val="zh_TW" w:bidi="zh_TW"/>
+        </w:rPr>
+        <w:t>出32章</w:t>
+      </w:r>
       <w:r>
         <w:rPr>
           <w:lang w:val="zh_TW" w:bidi="zh_TW"/>
         </w:rPr>
         <w:t>；</w:t>
       </w:r>
-      <w:hyperlink r:id="rId25">
-        <w:r>
-          <w:rPr>
-            <w:lang w:val="zh_TW" w:bidi="zh_TW"/>
-          </w:rPr>
-          <w:rPr>
-            <w:color w:val="0000EE"/>
-            <w:u w:val="single"/>
-          </w:rPr>
-          <w:t>民11:1</w:t>
-        </w:r>
-      </w:hyperlink>
+      <w:r>
+        <w:rPr>
+          <w:lang w:val="zh_TW" w:bidi="zh_TW"/>
+        </w:rPr>
+        <w:t>民11:1</w:t>
+      </w:r>
       <w:r>
         <w:rPr>
           <w:lang w:val="zh_TW" w:bidi="zh_TW"/>
         </w:rPr>
         <w:t>、</w:t>
       </w:r>
-      <w:hyperlink r:id="rId26">
-        <w:r>
-          <w:rPr>
-            <w:lang w:val="zh_TW" w:bidi="zh_TW"/>
-          </w:rPr>
-          <w:rPr>
-            <w:color w:val="0000EE"/>
-            <w:u w:val="single"/>
-          </w:rPr>
-          <w:t>10</w:t>
-        </w:r>
-      </w:hyperlink>
+      <w:r>
+        <w:rPr>
+          <w:lang w:val="zh_TW" w:bidi="zh_TW"/>
+        </w:rPr>
+        <w:t>10</w:t>
+      </w:r>
       <w:r>
         <w:rPr>
           <w:lang w:val="zh_TW" w:bidi="zh_TW"/>
         </w:rPr>
         <w:t>；另見</w:t>
       </w:r>
-      <w:hyperlink r:id="rId27">
-        <w:r>
-          <w:rPr>
-            <w:lang w:val="zh_TW" w:bidi="zh_TW"/>
-          </w:rPr>
-          <w:rPr>
-            <w:color w:val="0000EE"/>
-            <w:u w:val="single"/>
-          </w:rPr>
-          <w:t>鴻1:3</w:t>
-        </w:r>
-      </w:hyperlink>
+      <w:r>
+        <w:rPr>
+          <w:lang w:val="zh_TW" w:bidi="zh_TW"/>
+        </w:rPr>
+        <w:t>鴻1:3</w:t>
+      </w:r>
       <w:r>
         <w:rPr>
           <w:lang w:val="zh_TW" w:bidi="zh_TW"/>
         </w:rPr>
         <w:t>；</w:t>
       </w:r>
-      <w:hyperlink r:id="rId28">
-        <w:r>
-          <w:rPr>
-            <w:lang w:val="zh_TW" w:bidi="zh_TW"/>
-          </w:rPr>
-          <w:rPr>
-            <w:color w:val="0000EE"/>
-            <w:u w:val="single"/>
-          </w:rPr>
-          <w:t>羅9:22</w:t>
-        </w:r>
-      </w:hyperlink>
+      <w:r>
+        <w:rPr>
+          <w:lang w:val="zh_TW" w:bidi="zh_TW"/>
+        </w:rPr>
+        <w:t>羅9:22</w:t>
+      </w:r>
       <w:r>
         <w:rPr>
           <w:lang w:val="zh_TW" w:bidi="zh_TW"/>
         </w:rPr>
         <w:t>）。智慧人會明辨處境，然後決定表現出怒氣是否合宜（另見</w:t>
       </w:r>
-      <w:hyperlink r:id="rId29">
-        <w:r>
-          <w:rPr>
-            <w:lang w:val="zh_TW" w:bidi="zh_TW"/>
-          </w:rPr>
-          <w:rPr>
-            <w:color w:val="0000EE"/>
-            <w:u w:val="single"/>
-          </w:rPr>
-          <w:t>箴22:24</w:t>
-        </w:r>
-      </w:hyperlink>
+      <w:r>
+        <w:rPr>
+          <w:lang w:val="zh_TW" w:bidi="zh_TW"/>
+        </w:rPr>
+        <w:t>箴22:24</w:t>
+      </w:r>
       <w:r>
         <w:rPr>
           <w:lang w:val="zh_TW" w:bidi="zh_TW"/>
         </w:rPr>
         <w:t>；</w:t>
       </w:r>
-      <w:hyperlink r:id="rId30">
-        <w:r>
-          <w:rPr>
-            <w:lang w:val="zh_TW" w:bidi="zh_TW"/>
-          </w:rPr>
-          <w:rPr>
-            <w:color w:val="0000EE"/>
-            <w:u w:val="single"/>
-          </w:rPr>
-          <w:t>傳7:9</w:t>
-        </w:r>
-      </w:hyperlink>
+      <w:r>
+        <w:rPr>
+          <w:lang w:val="zh_TW" w:bidi="zh_TW"/>
+        </w:rPr>
+        <w:t>傳7:9</w:t>
+      </w:r>
       <w:r>
         <w:rPr>
           <w:lang w:val="zh_TW" w:bidi="zh_TW"/>
         </w:rPr>
         <w:t>；</w:t>
       </w:r>
-      <w:hyperlink r:id="rId31">
-        <w:r>
-          <w:rPr>
-            <w:lang w:val="zh_TW" w:bidi="zh_TW"/>
-          </w:rPr>
-          <w:rPr>
-            <w:color w:val="0000EE"/>
-            <w:u w:val="single"/>
-          </w:rPr>
-          <w:t>太5:22</w:t>
-        </w:r>
-      </w:hyperlink>
+      <w:r>
+        <w:rPr>
+          <w:lang w:val="zh_TW" w:bidi="zh_TW"/>
+        </w:rPr>
+        <w:t>太5:22</w:t>
+      </w:r>
       <w:r>
         <w:rPr>
           <w:lang w:val="zh_TW" w:bidi="zh_TW"/>
         </w:rPr>
         <w:t>；</w:t>
       </w:r>
-      <w:hyperlink r:id="rId32">
-        <w:r>
-          <w:rPr>
-            <w:lang w:val="zh_TW" w:bidi="zh_TW"/>
-          </w:rPr>
-          <w:rPr>
-            <w:color w:val="0000EE"/>
-            <w:u w:val="single"/>
-          </w:rPr>
-          <w:t>羅12:19</w:t>
-        </w:r>
-      </w:hyperlink>
+      <w:r>
+        <w:rPr>
+          <w:lang w:val="zh_TW" w:bidi="zh_TW"/>
+        </w:rPr>
+        <w:t>羅12:19</w:t>
+      </w:r>
       <w:r>
         <w:rPr>
           <w:lang w:val="zh_TW" w:bidi="zh_TW"/>
         </w:rPr>
         <w:t>；</w:t>
       </w:r>
-      <w:hyperlink r:id="rId33">
-        <w:r>
-          <w:rPr>
-            <w:lang w:val="zh_TW" w:bidi="zh_TW"/>
-          </w:rPr>
-          <w:rPr>
-            <w:color w:val="0000EE"/>
-            <w:u w:val="single"/>
-          </w:rPr>
-          <w:t>弗4:26–27</w:t>
-        </w:r>
-      </w:hyperlink>
+      <w:r>
+        <w:rPr>
+          <w:lang w:val="zh_TW" w:bidi="zh_TW"/>
+        </w:rPr>
+        <w:t>弗4:26–27</w:t>
+      </w:r>
       <w:r>
         <w:rPr>
           <w:lang w:val="zh_TW" w:bidi="zh_TW"/>
         </w:rPr>
         <w:t>、</w:t>
       </w:r>
-      <w:hyperlink r:id="rId34">
-        <w:r>
-          <w:rPr>
-            <w:lang w:val="zh_TW" w:bidi="zh_TW"/>
-          </w:rPr>
-          <w:rPr>
-            <w:color w:val="0000EE"/>
-            <w:u w:val="single"/>
-          </w:rPr>
-          <w:t>31</w:t>
-        </w:r>
-      </w:hyperlink>
+      <w:r>
+        <w:rPr>
+          <w:lang w:val="zh_TW" w:bidi="zh_TW"/>
+        </w:rPr>
+        <w:t>31</w:t>
+      </w:r>
       <w:r>
         <w:rPr>
           <w:lang w:val="zh_TW" w:bidi="zh_TW"/>
         </w:rPr>
         <w:t>；</w:t>
       </w:r>
-      <w:hyperlink r:id="rId35">
-        <w:r>
-          <w:rPr>
-            <w:lang w:val="zh_TW" w:bidi="zh_TW"/>
-          </w:rPr>
-          <w:rPr>
-            <w:color w:val="0000EE"/>
-            <w:u w:val="single"/>
-          </w:rPr>
-          <w:t>雅1:19–20</w:t>
-        </w:r>
-      </w:hyperlink>
+      <w:r>
+        <w:rPr>
+          <w:lang w:val="zh_TW" w:bidi="zh_TW"/>
+        </w:rPr>
+        <w:t>雅1:19–20</w:t>
+      </w:r>
       <w:r>
         <w:rPr>
           <w:lang w:val="zh_TW" w:bidi="zh_TW"/>
@@ -698,336 +560,210 @@
           <w:lang w:val="zh_TW" w:bidi="zh_TW"/>
         </w:rPr>
       </w:r>
-      <w:hyperlink r:id="rId36">
-        <w:r>
-          <w:rPr>
-            <w:lang w:val="zh_TW" w:bidi="zh_TW"/>
-          </w:rPr>
-          <w:rPr>
-            <w:color w:val="0000EE"/>
-            <w:u w:val="single"/>
-          </w:rPr>
-          <w:t>撒上18:8–11</w:t>
-        </w:r>
-      </w:hyperlink>
+      <w:r>
+        <w:rPr>
+          <w:lang w:val="zh_TW" w:bidi="zh_TW"/>
+        </w:rPr>
+        <w:t>撒上18:8–11</w:t>
+      </w:r>
       <w:r>
         <w:rPr>
           <w:lang w:val="zh_TW" w:bidi="zh_TW"/>
         </w:rPr>
         <w:t>；</w:t>
       </w:r>
-      <w:hyperlink r:id="rId37">
-        <w:r>
-          <w:rPr>
-            <w:lang w:val="zh_TW" w:bidi="zh_TW"/>
-          </w:rPr>
-          <w:rPr>
-            <w:color w:val="0000EE"/>
-            <w:u w:val="single"/>
-          </w:rPr>
-          <w:t>王上21:3–16</w:t>
-        </w:r>
-      </w:hyperlink>
+      <w:r>
+        <w:rPr>
+          <w:lang w:val="zh_TW" w:bidi="zh_TW"/>
+        </w:rPr>
+        <w:t>王上21:3–16</w:t>
+      </w:r>
       <w:r>
         <w:rPr>
           <w:lang w:val="zh_TW" w:bidi="zh_TW"/>
         </w:rPr>
         <w:t>；</w:t>
       </w:r>
-      <w:hyperlink r:id="rId38">
-        <w:r>
-          <w:rPr>
-            <w:lang w:val="zh_TW" w:bidi="zh_TW"/>
-          </w:rPr>
-          <w:rPr>
-            <w:color w:val="0000EE"/>
-            <w:u w:val="single"/>
-          </w:rPr>
-          <w:t>詩30:5，</w:t>
-        </w:r>
-      </w:hyperlink>
-      <w:hyperlink r:id="rId39">
-        <w:r>
-          <w:rPr>
-            <w:lang w:val="zh_TW" w:bidi="zh_TW"/>
-          </w:rPr>
-          <w:rPr>
-            <w:color w:val="0000EE"/>
-            <w:u w:val="single"/>
-          </w:rPr>
-          <w:t>37:8</w:t>
-        </w:r>
-      </w:hyperlink>
+      <w:r>
+        <w:rPr>
+          <w:lang w:val="zh_TW" w:bidi="zh_TW"/>
+        </w:rPr>
+        <w:t>詩30:5，</w:t>
+      </w:r>
+      <w:r>
+        <w:rPr>
+          <w:lang w:val="zh_TW" w:bidi="zh_TW"/>
+        </w:rPr>
+        <w:t>37:8</w:t>
+      </w:r>
       <w:r>
         <w:rPr>
           <w:lang w:val="zh_TW" w:bidi="zh_TW"/>
         </w:rPr>
         <w:t>；</w:t>
       </w:r>
-      <w:hyperlink r:id="rId40">
-        <w:r>
-          <w:rPr>
-            <w:lang w:val="zh_TW" w:bidi="zh_TW"/>
-          </w:rPr>
-          <w:rPr>
-            <w:color w:val="0000EE"/>
-            <w:u w:val="single"/>
-          </w:rPr>
-          <w:t>箴12:16，</w:t>
-        </w:r>
-      </w:hyperlink>
-      <w:hyperlink r:id="rId13">
-        <w:r>
-          <w:rPr>
-            <w:lang w:val="zh_TW" w:bidi="zh_TW"/>
-          </w:rPr>
-          <w:rPr>
-            <w:color w:val="0000EE"/>
-            <w:u w:val="single"/>
-          </w:rPr>
-          <w:t>14:29，</w:t>
-        </w:r>
-      </w:hyperlink>
-      <w:hyperlink r:id="rId41">
-        <w:r>
-          <w:rPr>
-            <w:lang w:val="zh_TW" w:bidi="zh_TW"/>
-          </w:rPr>
-          <w:rPr>
-            <w:color w:val="0000EE"/>
-            <w:u w:val="single"/>
-          </w:rPr>
-          <w:t>15:1</w:t>
-        </w:r>
-      </w:hyperlink>
+      <w:r>
+        <w:rPr>
+          <w:lang w:val="zh_TW" w:bidi="zh_TW"/>
+        </w:rPr>
+        <w:t>箴12:16，</w:t>
+      </w:r>
+      <w:r>
+        <w:rPr>
+          <w:lang w:val="zh_TW" w:bidi="zh_TW"/>
+        </w:rPr>
+        <w:t>14:29，</w:t>
+      </w:r>
+      <w:r>
+        <w:rPr>
+          <w:lang w:val="zh_TW" w:bidi="zh_TW"/>
+        </w:rPr>
+        <w:t>15:1</w:t>
+      </w:r>
       <w:r>
         <w:rPr>
           <w:lang w:val="zh_TW" w:bidi="zh_TW"/>
         </w:rPr>
         <w:t>、</w:t>
       </w:r>
-      <w:hyperlink r:id="rId42">
-        <w:r>
-          <w:rPr>
-            <w:lang w:val="zh_TW" w:bidi="zh_TW"/>
-          </w:rPr>
-          <w:rPr>
-            <w:color w:val="0000EE"/>
-            <w:u w:val="single"/>
-          </w:rPr>
-          <w:t>18，</w:t>
-        </w:r>
-      </w:hyperlink>
-      <w:hyperlink r:id="rId43">
-        <w:r>
-          <w:rPr>
-            <w:lang w:val="zh_TW" w:bidi="zh_TW"/>
-          </w:rPr>
-          <w:rPr>
-            <w:color w:val="0000EE"/>
-            <w:u w:val="single"/>
-          </w:rPr>
-          <w:t>16:14，</w:t>
-        </w:r>
-      </w:hyperlink>
-      <w:hyperlink r:id="rId44">
-        <w:r>
-          <w:rPr>
-            <w:lang w:val="zh_TW" w:bidi="zh_TW"/>
-          </w:rPr>
-          <w:rPr>
-            <w:color w:val="0000EE"/>
-            <w:u w:val="single"/>
-          </w:rPr>
-          <w:t>19:11–12</w:t>
-        </w:r>
-      </w:hyperlink>
+      <w:r>
+        <w:rPr>
+          <w:lang w:val="zh_TW" w:bidi="zh_TW"/>
+        </w:rPr>
+        <w:t>18，</w:t>
+      </w:r>
+      <w:r>
+        <w:rPr>
+          <w:lang w:val="zh_TW" w:bidi="zh_TW"/>
+        </w:rPr>
+        <w:t>16:14，</w:t>
+      </w:r>
+      <w:r>
+        <w:rPr>
+          <w:lang w:val="zh_TW" w:bidi="zh_TW"/>
+        </w:rPr>
+        <w:t>19:11–12</w:t>
+      </w:r>
       <w:r>
         <w:rPr>
           <w:lang w:val="zh_TW" w:bidi="zh_TW"/>
         </w:rPr>
         <w:t>、</w:t>
       </w:r>
-      <w:hyperlink r:id="rId45">
-        <w:r>
-          <w:rPr>
-            <w:lang w:val="zh_TW" w:bidi="zh_TW"/>
-          </w:rPr>
-          <w:rPr>
-            <w:color w:val="0000EE"/>
-            <w:u w:val="single"/>
-          </w:rPr>
-          <w:t>19，</w:t>
-        </w:r>
-      </w:hyperlink>
-      <w:hyperlink r:id="rId46">
-        <w:r>
-          <w:rPr>
-            <w:lang w:val="zh_TW" w:bidi="zh_TW"/>
-          </w:rPr>
-          <w:rPr>
-            <w:color w:val="0000EE"/>
-            <w:u w:val="single"/>
-          </w:rPr>
-          <w:t>22:24–25，</w:t>
-        </w:r>
-      </w:hyperlink>
-      <w:hyperlink r:id="rId47">
-        <w:r>
-          <w:rPr>
-            <w:lang w:val="zh_TW" w:bidi="zh_TW"/>
-          </w:rPr>
-          <w:rPr>
-            <w:color w:val="0000EE"/>
-            <w:u w:val="single"/>
-          </w:rPr>
-          <w:t>27:4</w:t>
-        </w:r>
-      </w:hyperlink>
+      <w:r>
+        <w:rPr>
+          <w:lang w:val="zh_TW" w:bidi="zh_TW"/>
+        </w:rPr>
+        <w:t>19，</w:t>
+      </w:r>
+      <w:r>
+        <w:rPr>
+          <w:lang w:val="zh_TW" w:bidi="zh_TW"/>
+        </w:rPr>
+        <w:t>22:24–25，</w:t>
+      </w:r>
+      <w:r>
+        <w:rPr>
+          <w:lang w:val="zh_TW" w:bidi="zh_TW"/>
+        </w:rPr>
+        <w:t>27:4</w:t>
+      </w:r>
       <w:r>
         <w:rPr>
           <w:lang w:val="zh_TW" w:bidi="zh_TW"/>
         </w:rPr>
         <w:t>；</w:t>
       </w:r>
-      <w:hyperlink r:id="rId30">
-        <w:r>
-          <w:rPr>
-            <w:lang w:val="zh_TW" w:bidi="zh_TW"/>
-          </w:rPr>
-          <w:rPr>
-            <w:color w:val="0000EE"/>
-            <w:u w:val="single"/>
-          </w:rPr>
-          <w:t>傳7:9</w:t>
-        </w:r>
-      </w:hyperlink>
+      <w:r>
+        <w:rPr>
+          <w:lang w:val="zh_TW" w:bidi="zh_TW"/>
+        </w:rPr>
+        <w:t>傳7:9</w:t>
+      </w:r>
       <w:r>
         <w:rPr>
           <w:lang w:val="zh_TW" w:bidi="zh_TW"/>
         </w:rPr>
         <w:t>；</w:t>
       </w:r>
-      <w:hyperlink r:id="rId48">
-        <w:r>
-          <w:rPr>
-            <w:lang w:val="zh_TW" w:bidi="zh_TW"/>
-          </w:rPr>
-          <w:rPr>
-            <w:color w:val="0000EE"/>
-            <w:u w:val="single"/>
-          </w:rPr>
-          <w:t>鴻1:2–3</w:t>
-        </w:r>
-      </w:hyperlink>
+      <w:r>
+        <w:rPr>
+          <w:lang w:val="zh_TW" w:bidi="zh_TW"/>
+        </w:rPr>
+        <w:t>鴻1:2–3</w:t>
+      </w:r>
       <w:r>
         <w:rPr>
           <w:lang w:val="zh_TW" w:bidi="zh_TW"/>
         </w:rPr>
         <w:t>；</w:t>
       </w:r>
-      <w:hyperlink r:id="rId31">
-        <w:r>
-          <w:rPr>
-            <w:lang w:val="zh_TW" w:bidi="zh_TW"/>
-          </w:rPr>
-          <w:rPr>
-            <w:color w:val="0000EE"/>
-            <w:u w:val="single"/>
-          </w:rPr>
-          <w:t>太5:22</w:t>
-        </w:r>
-      </w:hyperlink>
+      <w:r>
+        <w:rPr>
+          <w:lang w:val="zh_TW" w:bidi="zh_TW"/>
+        </w:rPr>
+        <w:t>太5:22</w:t>
+      </w:r>
       <w:r>
         <w:rPr>
           <w:lang w:val="zh_TW" w:bidi="zh_TW"/>
         </w:rPr>
         <w:t>；</w:t>
       </w:r>
-      <w:hyperlink r:id="rId33">
-        <w:r>
-          <w:rPr>
-            <w:lang w:val="zh_TW" w:bidi="zh_TW"/>
-          </w:rPr>
-          <w:rPr>
-            <w:color w:val="0000EE"/>
-            <w:u w:val="single"/>
-          </w:rPr>
-          <w:t>弗4:26–27</w:t>
-        </w:r>
-      </w:hyperlink>
+      <w:r>
+        <w:rPr>
+          <w:lang w:val="zh_TW" w:bidi="zh_TW"/>
+        </w:rPr>
+        <w:t>弗4:26–27</w:t>
+      </w:r>
       <w:r>
         <w:rPr>
           <w:lang w:val="zh_TW" w:bidi="zh_TW"/>
         </w:rPr>
         <w:t>、</w:t>
       </w:r>
-      <w:hyperlink r:id="rId49">
-        <w:r>
-          <w:rPr>
-            <w:lang w:val="zh_TW" w:bidi="zh_TW"/>
-          </w:rPr>
-          <w:rPr>
-            <w:color w:val="0000EE"/>
-            <w:u w:val="single"/>
-          </w:rPr>
-          <w:t>31–32</w:t>
-        </w:r>
-      </w:hyperlink>
+      <w:r>
+        <w:rPr>
+          <w:lang w:val="zh_TW" w:bidi="zh_TW"/>
+        </w:rPr>
+        <w:t>31–32</w:t>
+      </w:r>
       <w:r>
         <w:rPr>
           <w:lang w:val="zh_TW" w:bidi="zh_TW"/>
         </w:rPr>
         <w:t>；</w:t>
       </w:r>
-      <w:hyperlink r:id="rId50">
-        <w:r>
-          <w:rPr>
-            <w:lang w:val="zh_TW" w:bidi="zh_TW"/>
-          </w:rPr>
-          <w:rPr>
-            <w:color w:val="0000EE"/>
-            <w:u w:val="single"/>
-          </w:rPr>
-          <w:t>提前2:8</w:t>
-        </w:r>
-      </w:hyperlink>
+      <w:r>
+        <w:rPr>
+          <w:lang w:val="zh_TW" w:bidi="zh_TW"/>
+        </w:rPr>
+        <w:t>提前2:8</w:t>
+      </w:r>
       <w:r>
         <w:rPr>
           <w:lang w:val="zh_TW" w:bidi="zh_TW"/>
         </w:rPr>
         <w:t>；</w:t>
       </w:r>
-      <w:hyperlink r:id="rId51">
-        <w:r>
-          <w:rPr>
-            <w:lang w:val="zh_TW" w:bidi="zh_TW"/>
-          </w:rPr>
-          <w:rPr>
-            <w:color w:val="0000EE"/>
-            <w:u w:val="single"/>
-          </w:rPr>
-          <w:t>多1:7</w:t>
-        </w:r>
-      </w:hyperlink>
+      <w:r>
+        <w:rPr>
+          <w:lang w:val="zh_TW" w:bidi="zh_TW"/>
+        </w:rPr>
+        <w:t>多1:7</w:t>
+      </w:r>
       <w:r>
         <w:rPr>
           <w:lang w:val="zh_TW" w:bidi="zh_TW"/>
         </w:rPr>
         <w:t>；</w:t>
       </w:r>
-      <w:hyperlink r:id="rId52">
-        <w:r>
-          <w:rPr>
-            <w:lang w:val="zh_TW" w:bidi="zh_TW"/>
-          </w:rPr>
-          <w:rPr>
-            <w:color w:val="0000EE"/>
-            <w:u w:val="single"/>
-          </w:rPr>
-          <w:t>雅1:19–21</w:t>
-        </w:r>
-      </w:hyperlink>
+      <w:r>
+        <w:rPr>
+          <w:lang w:val="zh_TW" w:bidi="zh_TW"/>
+        </w:rPr>
+        <w:t>雅1:19–21</w:t>
+      </w:r>
       <w:r>
         <w:rPr>
           <w:lang w:val="zh_TW" w:bidi="zh_TW"/>
